--- a/Algorithms And Advanced Programming/TABA 2025/Report/Question 2.docx
+++ b/Algorithms And Advanced Programming/TABA 2025/Report/Question 2.docx
@@ -2,6 +2,32 @@
 <file path=word/document.xml><?xml version="1.0" encoding="utf-8"?>
 <w:document xmlns:wpc="http://schemas.microsoft.com/office/word/2010/wordprocessingCanvas" xmlns:cx="http://schemas.microsoft.com/office/drawing/2014/chartex" xmlns:cx1="http://schemas.microsoft.com/office/drawing/2015/9/8/chartex" xmlns:cx2="http://schemas.microsoft.com/office/drawing/2015/10/21/chartex" xmlns:cx3="http://schemas.microsoft.com/office/drawing/2016/5/9/chartex" xmlns:cx4="http://schemas.microsoft.com/office/drawing/2016/5/10/chartex" xmlns:cx5="http://schemas.microsoft.com/office/drawing/2016/5/11/chartex" xmlns:cx6="http://schemas.microsoft.com/office/drawing/2016/5/12/chartex" xmlns:cx7="http://schemas.microsoft.com/office/drawing/2016/5/13/chartex" xmlns:cx8="http://schemas.microsoft.com/office/drawing/2016/5/14/chartex" xmlns:mc="http://schemas.openxmlformats.org/markup-compatibility/2006" xmlns:aink="http://schemas.microsoft.com/office/drawing/2016/ink" xmlns:am3d="http://schemas.microsoft.com/office/drawing/2017/model3d" xmlns:o="urn:schemas-microsoft-com:office:office" xmlns:oel="http://schemas.microsoft.com/office/2019/extlst" xmlns:r="http://schemas.openxmlformats.org/officeDocument/2006/relationships" xmlns:m="http://schemas.openxmlformats.org/officeDocument/2006/math" xmlns:v="urn:schemas-microsoft-com:vml" xmlns:wp14="http://schemas.microsoft.com/office/word/2010/wordprocessingDrawing" xmlns:wp="http://schemas.openxmlformats.org/drawingml/2006/wordprocessingDrawing" xmlns:w10="urn:schemas-microsoft-com:office:word" xmlns:w="http://schemas.openxmlformats.org/wordprocessingml/2006/main" xmlns:w14="http://schemas.microsoft.com/office/word/2010/wordml" xmlns:w15="http://schemas.microsoft.com/office/word/2012/wordml" xmlns:w16cex="http://schemas.microsoft.com/office/word/2018/wordml/cex" xmlns:w16cid="http://schemas.microsoft.com/office/word/2016/wordml/cid" xmlns:w16="http://schemas.microsoft.com/office/word/2018/wordml" xmlns:w16du="http://schemas.microsoft.com/office/word/2023/wordml/word16du" xmlns:w16sdtdh="http://schemas.microsoft.com/office/word/2020/wordml/sdtdatahash" xmlns:w16sdtfl="http://schemas.microsoft.com/office/word/2024/wordml/sdtformatlock" xmlns:w16se="http://schemas.microsoft.com/office/word/2015/wordml/symex" xmlns:wpg="http://schemas.microsoft.com/office/word/2010/wordprocessingGroup" xmlns:wpi="http://schemas.microsoft.com/office/word/2010/wordprocessingInk" xmlns:wne="http://schemas.microsoft.com/office/word/2006/wordml" xmlns:wps="http://schemas.microsoft.com/office/word/2010/wordprocessingShape" mc:Ignorable="w14 w15 w16se w16cid w16 w16cex w16sdtdh w16sdtfl w16du wp14">
   <w:body>
+    <w:p>
+      <w:pPr>
+        <w:rPr>
+          <w:rFonts w:ascii="Arial" w:hAnsi="Arial" w:cs="Arial"/>
+          <w:b/>
+          <w:bCs/>
+        </w:rPr>
+      </w:pPr>
+      <w:r>
+        <w:rPr>
+          <w:rFonts w:ascii="Arial" w:hAnsi="Arial" w:cs="Arial"/>
+          <w:b/>
+          <w:bCs/>
+        </w:rPr>
+        <w:t>Question 1</w:t>
+      </w:r>
+    </w:p>
+    <w:p>
+      <w:pPr>
+        <w:rPr>
+          <w:rFonts w:ascii="Arial" w:hAnsi="Arial" w:cs="Arial"/>
+          <w:b/>
+          <w:bCs/>
+        </w:rPr>
+      </w:pPr>
+    </w:p>
     <w:p>
       <w:pPr>
         <w:rPr>
@@ -865,6 +891,7 @@
           <w:b/>
           <w:bCs/>
         </w:rPr>
+        <w:lastRenderedPageBreak/>
         <w:t>Checking if the data structure contains duplicates</w:t>
       </w:r>
     </w:p>
@@ -881,7 +908,6 @@
           <w:rFonts w:ascii="Arial" w:hAnsi="Arial" w:cs="Arial"/>
           <w:u w:val="single"/>
         </w:rPr>
-        <w:lastRenderedPageBreak/>
         <w:t>Unsorted Array:</w:t>
       </w:r>
       <w:r>
@@ -3057,6 +3083,885 @@
         <w:t xml:space="preserve">[1, 2, 3, 5, 7, 10, 11] </w:t>
       </w:r>
     </w:p>
+    <w:p>
+      <w:pPr>
+        <w:rPr>
+          <w:rFonts w:ascii="Arial" w:hAnsi="Arial" w:cs="Arial"/>
+          <w:b/>
+          <w:bCs/>
+          <w:color w:val="FF0000"/>
+        </w:rPr>
+      </w:pPr>
+      <w:r>
+        <w:rPr>
+          <w:rFonts w:ascii="Arial" w:hAnsi="Arial" w:cs="Arial"/>
+          <w:b/>
+          <w:bCs/>
+          <w:color w:val="FF0000"/>
+        </w:rPr>
+        <w:br w:type="page"/>
+      </w:r>
+    </w:p>
+    <w:p>
+      <w:pPr>
+        <w:pStyle w:val="ListParagraph"/>
+        <w:numPr>
+          <w:ilvl w:val="0"/>
+          <w:numId w:val="9"/>
+        </w:numPr>
+        <w:spacing w:after="0" w:line="240" w:lineRule="auto"/>
+        <w:rPr>
+          <w:rFonts w:ascii="Arial" w:hAnsi="Arial" w:cs="Arial"/>
+          <w:b/>
+          <w:bCs/>
+          <w:color w:val="000000" w:themeColor="text1"/>
+        </w:rPr>
+      </w:pPr>
+      <w:r>
+        <w:rPr>
+          <w:rFonts w:ascii="Arial" w:hAnsi="Arial" w:cs="Arial"/>
+          <w:b/>
+          <w:bCs/>
+          <w:color w:val="000000" w:themeColor="text1"/>
+        </w:rPr>
+        <w:lastRenderedPageBreak/>
+        <w:t>Anomaly</w:t>
+      </w:r>
+      <w:r>
+        <w:rPr>
+          <w:rFonts w:ascii="Arial" w:hAnsi="Arial" w:cs="Arial"/>
+          <w:b/>
+          <w:bCs/>
+          <w:color w:val="000000" w:themeColor="text1"/>
+        </w:rPr>
+        <w:t xml:space="preserve"> detection code</w:t>
+      </w:r>
+    </w:p>
+    <w:p>
+      <w:pPr>
+        <w:spacing w:after="0" w:line="240" w:lineRule="auto"/>
+        <w:rPr>
+          <w:rFonts w:ascii="Arial" w:hAnsi="Arial" w:cs="Arial"/>
+          <w:b/>
+          <w:bCs/>
+          <w:color w:val="000000" w:themeColor="text1"/>
+        </w:rPr>
+      </w:pPr>
+    </w:p>
+    <w:p>
+      <w:pPr>
+        <w:spacing w:after="0" w:line="240" w:lineRule="auto"/>
+        <w:rPr>
+          <w:rFonts w:ascii="Arial" w:hAnsi="Arial" w:cs="Arial"/>
+          <w:color w:val="000000" w:themeColor="text1"/>
+        </w:rPr>
+      </w:pPr>
+      <w:r>
+        <w:rPr>
+          <w:rFonts w:ascii="Arial" w:hAnsi="Arial" w:cs="Arial"/>
+          <w:color w:val="000000" w:themeColor="text1"/>
+        </w:rPr>
+        <w:t>The Java application reads a log.txt file, validates each row according to predefined anomaly scenarios, and prints or stores relevant information as required. If any invalid data is found, it is written to a separate error.txt file using custom exception handling.</w:t>
+      </w:r>
+    </w:p>
+    <w:p>
+      <w:pPr>
+        <w:spacing w:after="0" w:line="240" w:lineRule="auto"/>
+        <w:rPr>
+          <w:rFonts w:ascii="Arial" w:hAnsi="Arial" w:cs="Arial"/>
+          <w:color w:val="000000" w:themeColor="text1"/>
+        </w:rPr>
+      </w:pPr>
+    </w:p>
+    <w:p>
+      <w:pPr>
+        <w:spacing w:after="0" w:line="240" w:lineRule="auto"/>
+        <w:rPr>
+          <w:rFonts w:ascii="Arial" w:hAnsi="Arial" w:cs="Arial"/>
+          <w:b/>
+          <w:bCs/>
+          <w:color w:val="000000" w:themeColor="text1"/>
+        </w:rPr>
+      </w:pPr>
+      <w:r>
+        <w:rPr>
+          <w:rFonts w:ascii="Arial" w:hAnsi="Arial" w:cs="Arial"/>
+          <w:b/>
+          <w:bCs/>
+          <w:color w:val="000000" w:themeColor="text1"/>
+        </w:rPr>
+        <w:t>Part (</w:t>
+      </w:r>
+      <w:proofErr w:type="spellStart"/>
+      <w:r>
+        <w:rPr>
+          <w:rFonts w:ascii="Arial" w:hAnsi="Arial" w:cs="Arial"/>
+          <w:b/>
+          <w:bCs/>
+          <w:color w:val="000000" w:themeColor="text1"/>
+        </w:rPr>
+        <w:t>i</w:t>
+      </w:r>
+      <w:proofErr w:type="spellEnd"/>
+      <w:r>
+        <w:rPr>
+          <w:rFonts w:ascii="Arial" w:hAnsi="Arial" w:cs="Arial"/>
+          <w:b/>
+          <w:bCs/>
+          <w:color w:val="000000" w:themeColor="text1"/>
+        </w:rPr>
+        <w:t>) – Reading and Printing log.txt</w:t>
+      </w:r>
+    </w:p>
+    <w:p>
+      <w:pPr>
+        <w:spacing w:after="0" w:line="240" w:lineRule="auto"/>
+        <w:rPr>
+          <w:rFonts w:ascii="Arial" w:hAnsi="Arial" w:cs="Arial"/>
+          <w:b/>
+          <w:bCs/>
+          <w:color w:val="000000" w:themeColor="text1"/>
+        </w:rPr>
+      </w:pPr>
+    </w:p>
+    <w:p>
+      <w:pPr>
+        <w:spacing w:after="0" w:line="240" w:lineRule="auto"/>
+        <w:rPr>
+          <w:rFonts w:ascii="Arial" w:hAnsi="Arial" w:cs="Arial"/>
+          <w:color w:val="000000" w:themeColor="text1"/>
+        </w:rPr>
+      </w:pPr>
+      <w:r>
+        <w:rPr>
+          <w:rFonts w:ascii="Arial" w:hAnsi="Arial" w:cs="Arial"/>
+          <w:color w:val="000000" w:themeColor="text1"/>
+        </w:rPr>
+        <w:t xml:space="preserve">The method </w:t>
+      </w:r>
+      <w:proofErr w:type="spellStart"/>
+      <w:proofErr w:type="gramStart"/>
+      <w:r>
+        <w:rPr>
+          <w:rFonts w:ascii="Courier New" w:hAnsi="Courier New" w:cs="Courier New"/>
+          <w:color w:val="000000" w:themeColor="text1"/>
+        </w:rPr>
+        <w:t>printLogFile</w:t>
+      </w:r>
+      <w:proofErr w:type="spellEnd"/>
+      <w:r>
+        <w:rPr>
+          <w:rFonts w:ascii="Courier New" w:hAnsi="Courier New" w:cs="Courier New"/>
+          <w:color w:val="000000" w:themeColor="text1"/>
+        </w:rPr>
+        <w:t>(</w:t>
+      </w:r>
+      <w:proofErr w:type="gramEnd"/>
+      <w:r>
+        <w:rPr>
+          <w:rFonts w:ascii="Courier New" w:hAnsi="Courier New" w:cs="Courier New"/>
+          <w:color w:val="000000" w:themeColor="text1"/>
+        </w:rPr>
+        <w:t xml:space="preserve">String </w:t>
+      </w:r>
+      <w:proofErr w:type="spellStart"/>
+      <w:r>
+        <w:rPr>
+          <w:rFonts w:ascii="Courier New" w:hAnsi="Courier New" w:cs="Courier New"/>
+          <w:color w:val="000000" w:themeColor="text1"/>
+        </w:rPr>
+        <w:t>fileName</w:t>
+      </w:r>
+      <w:proofErr w:type="spellEnd"/>
+      <w:r>
+        <w:rPr>
+          <w:rFonts w:ascii="Courier New" w:hAnsi="Courier New" w:cs="Courier New"/>
+          <w:color w:val="000000" w:themeColor="text1"/>
+        </w:rPr>
+        <w:t>)</w:t>
+      </w:r>
+      <w:r>
+        <w:rPr>
+          <w:rFonts w:ascii="Arial" w:hAnsi="Arial" w:cs="Arial"/>
+          <w:color w:val="000000" w:themeColor="text1"/>
+        </w:rPr>
+        <w:t xml:space="preserve"> reads the file line by line by </w:t>
+      </w:r>
+      <w:r>
+        <w:rPr>
+          <w:rFonts w:ascii="Arial" w:hAnsi="Arial" w:cs="Arial"/>
+          <w:color w:val="000000" w:themeColor="text1"/>
+        </w:rPr>
+        <w:t>call</w:t>
+      </w:r>
+      <w:r>
+        <w:rPr>
+          <w:rFonts w:ascii="Arial" w:hAnsi="Arial" w:cs="Arial"/>
+          <w:color w:val="000000" w:themeColor="text1"/>
+        </w:rPr>
+        <w:t>ing</w:t>
+      </w:r>
+      <w:r>
+        <w:rPr>
+          <w:rFonts w:ascii="Arial" w:hAnsi="Arial" w:cs="Arial"/>
+          <w:color w:val="000000" w:themeColor="text1"/>
+        </w:rPr>
+        <w:t xml:space="preserve"> the helper method </w:t>
+      </w:r>
+      <w:proofErr w:type="spellStart"/>
+      <w:proofErr w:type="gramStart"/>
+      <w:r>
+        <w:rPr>
+          <w:rFonts w:ascii="Courier New" w:hAnsi="Courier New" w:cs="Courier New"/>
+          <w:color w:val="000000" w:themeColor="text1"/>
+        </w:rPr>
+        <w:t>readLines</w:t>
+      </w:r>
+      <w:proofErr w:type="spellEnd"/>
+      <w:r>
+        <w:rPr>
+          <w:rFonts w:ascii="Courier New" w:hAnsi="Courier New" w:cs="Courier New"/>
+          <w:color w:val="000000" w:themeColor="text1"/>
+        </w:rPr>
+        <w:t>(</w:t>
+      </w:r>
+      <w:proofErr w:type="gramEnd"/>
+      <w:r>
+        <w:rPr>
+          <w:rFonts w:ascii="Courier New" w:hAnsi="Courier New" w:cs="Courier New"/>
+          <w:color w:val="000000" w:themeColor="text1"/>
+        </w:rPr>
+        <w:t xml:space="preserve">String </w:t>
+      </w:r>
+      <w:proofErr w:type="spellStart"/>
+      <w:r>
+        <w:rPr>
+          <w:rFonts w:ascii="Courier New" w:hAnsi="Courier New" w:cs="Courier New"/>
+          <w:color w:val="000000" w:themeColor="text1"/>
+        </w:rPr>
+        <w:t>fileName</w:t>
+      </w:r>
+      <w:proofErr w:type="spellEnd"/>
+      <w:r>
+        <w:rPr>
+          <w:rFonts w:ascii="Courier New" w:hAnsi="Courier New" w:cs="Courier New"/>
+          <w:color w:val="000000" w:themeColor="text1"/>
+        </w:rPr>
+        <w:t>)</w:t>
+      </w:r>
+      <w:r>
+        <w:rPr>
+          <w:rFonts w:ascii="Arial" w:hAnsi="Arial" w:cs="Arial"/>
+          <w:color w:val="000000" w:themeColor="text1"/>
+        </w:rPr>
+        <w:t>, which uses</w:t>
+      </w:r>
+      <w:r>
+        <w:rPr>
+          <w:rFonts w:ascii="Arial" w:hAnsi="Arial" w:cs="Arial"/>
+          <w:color w:val="000000" w:themeColor="text1"/>
+        </w:rPr>
+        <w:t xml:space="preserve"> </w:t>
+      </w:r>
+      <w:proofErr w:type="spellStart"/>
+      <w:r>
+        <w:rPr>
+          <w:rFonts w:ascii="Courier New" w:hAnsi="Courier New" w:cs="Courier New"/>
+          <w:color w:val="000000" w:themeColor="text1"/>
+        </w:rPr>
+        <w:t>BufferedReader</w:t>
+      </w:r>
+      <w:proofErr w:type="spellEnd"/>
+      <w:r>
+        <w:rPr>
+          <w:rFonts w:ascii="Arial" w:hAnsi="Arial" w:cs="Arial"/>
+          <w:color w:val="000000" w:themeColor="text1"/>
+        </w:rPr>
+        <w:t>. Then, it</w:t>
+      </w:r>
+      <w:r>
+        <w:rPr>
+          <w:rFonts w:ascii="Arial" w:hAnsi="Arial" w:cs="Arial"/>
+          <w:color w:val="000000" w:themeColor="text1"/>
+        </w:rPr>
+        <w:t xml:space="preserve"> prints each line to standard output. This satisfies the requirement of displaying the file content.</w:t>
+      </w:r>
+    </w:p>
+    <w:p>
+      <w:pPr>
+        <w:spacing w:after="0" w:line="240" w:lineRule="auto"/>
+        <w:rPr>
+          <w:rFonts w:ascii="Arial" w:hAnsi="Arial" w:cs="Arial"/>
+          <w:color w:val="000000" w:themeColor="text1"/>
+        </w:rPr>
+      </w:pPr>
+    </w:p>
+    <w:p>
+      <w:pPr>
+        <w:spacing w:after="0" w:line="240" w:lineRule="auto"/>
+        <w:rPr>
+          <w:rFonts w:ascii="Arial" w:hAnsi="Arial" w:cs="Arial"/>
+          <w:color w:val="000000" w:themeColor="text1"/>
+        </w:rPr>
+      </w:pPr>
+      <w:r>
+        <w:rPr>
+          <w:rFonts w:ascii="Arial" w:hAnsi="Arial" w:cs="Arial"/>
+          <w:noProof/>
+          <w:color w:val="000000" w:themeColor="text1"/>
+        </w:rPr>
+        <w:drawing>
+          <wp:inline distT="0" distB="0" distL="0" distR="0" wp14:anchorId="48465726" wp14:editId="103D9442">
+            <wp:extent cx="5943600" cy="3134995"/>
+            <wp:effectExtent l="0" t="0" r="0" b="1905"/>
+            <wp:docPr id="1814202390" name="Picture 1"/>
+            <wp:cNvGraphicFramePr>
+              <a:graphicFrameLocks xmlns:a="http://schemas.openxmlformats.org/drawingml/2006/main" noChangeAspect="1"/>
+            </wp:cNvGraphicFramePr>
+            <a:graphic xmlns:a="http://schemas.openxmlformats.org/drawingml/2006/main">
+              <a:graphicData uri="http://schemas.openxmlformats.org/drawingml/2006/picture">
+                <pic:pic xmlns:pic="http://schemas.openxmlformats.org/drawingml/2006/picture">
+                  <pic:nvPicPr>
+                    <pic:cNvPr id="1814202390" name="Picture 1814202390"/>
+                    <pic:cNvPicPr/>
+                  </pic:nvPicPr>
+                  <pic:blipFill>
+                    <a:blip r:embed="rId10" cstate="print">
+                      <a:extLst>
+                        <a:ext uri="{28A0092B-C50C-407E-A947-70E740481C1C}">
+                          <a14:useLocalDpi xmlns:a14="http://schemas.microsoft.com/office/drawing/2010/main" val="0"/>
+                        </a:ext>
+                      </a:extLst>
+                    </a:blip>
+                    <a:stretch>
+                      <a:fillRect/>
+                    </a:stretch>
+                  </pic:blipFill>
+                  <pic:spPr>
+                    <a:xfrm>
+                      <a:off x="0" y="0"/>
+                      <a:ext cx="5943600" cy="3134995"/>
+                    </a:xfrm>
+                    <a:prstGeom prst="rect">
+                      <a:avLst/>
+                    </a:prstGeom>
+                  </pic:spPr>
+                </pic:pic>
+              </a:graphicData>
+            </a:graphic>
+          </wp:inline>
+        </w:drawing>
+      </w:r>
+    </w:p>
+    <w:p>
+      <w:pPr>
+        <w:spacing w:after="0" w:line="240" w:lineRule="auto"/>
+        <w:rPr>
+          <w:rFonts w:ascii="Arial" w:hAnsi="Arial" w:cs="Arial"/>
+          <w:color w:val="000000" w:themeColor="text1"/>
+        </w:rPr>
+      </w:pPr>
+    </w:p>
+    <w:p>
+      <w:pPr>
+        <w:spacing w:after="0" w:line="240" w:lineRule="auto"/>
+        <w:rPr>
+          <w:rFonts w:ascii="Arial" w:hAnsi="Arial" w:cs="Arial"/>
+          <w:b/>
+          <w:bCs/>
+          <w:color w:val="000000" w:themeColor="text1"/>
+        </w:rPr>
+      </w:pPr>
+      <w:r>
+        <w:rPr>
+          <w:rFonts w:ascii="Arial" w:hAnsi="Arial" w:cs="Arial"/>
+          <w:b/>
+          <w:bCs/>
+          <w:color w:val="000000" w:themeColor="text1"/>
+        </w:rPr>
+        <w:t>Part (ii) – Detecting Anomalies with Custom Exceptions</w:t>
+      </w:r>
+    </w:p>
+    <w:p>
+      <w:pPr>
+        <w:spacing w:after="0" w:line="240" w:lineRule="auto"/>
+        <w:rPr>
+          <w:rFonts w:ascii="Arial" w:hAnsi="Arial" w:cs="Arial"/>
+          <w:color w:val="000000" w:themeColor="text1"/>
+        </w:rPr>
+      </w:pPr>
+    </w:p>
+    <w:p>
+      <w:pPr>
+        <w:spacing w:line="240" w:lineRule="auto"/>
+        <w:rPr>
+          <w:rFonts w:ascii="Arial" w:hAnsi="Arial" w:cs="Arial"/>
+          <w:color w:val="000000" w:themeColor="text1"/>
+        </w:rPr>
+      </w:pPr>
+      <w:r>
+        <w:rPr>
+          <w:rFonts w:ascii="Arial" w:hAnsi="Arial" w:cs="Arial"/>
+          <w:color w:val="000000" w:themeColor="text1"/>
+        </w:rPr>
+        <w:t xml:space="preserve">The method </w:t>
+      </w:r>
+      <w:proofErr w:type="spellStart"/>
+      <w:proofErr w:type="gramStart"/>
+      <w:r>
+        <w:rPr>
+          <w:rFonts w:ascii="Courier New" w:hAnsi="Courier New" w:cs="Courier New"/>
+          <w:color w:val="000000" w:themeColor="text1"/>
+        </w:rPr>
+        <w:t>processLogFile</w:t>
+      </w:r>
+      <w:proofErr w:type="spellEnd"/>
+      <w:r>
+        <w:rPr>
+          <w:rFonts w:ascii="Courier New" w:hAnsi="Courier New" w:cs="Courier New"/>
+          <w:color w:val="000000" w:themeColor="text1"/>
+        </w:rPr>
+        <w:t>(</w:t>
+      </w:r>
+      <w:proofErr w:type="gramEnd"/>
+      <w:r>
+        <w:rPr>
+          <w:rFonts w:ascii="Courier New" w:hAnsi="Courier New" w:cs="Courier New"/>
+          <w:color w:val="000000" w:themeColor="text1"/>
+        </w:rPr>
+        <w:t xml:space="preserve">String </w:t>
+      </w:r>
+      <w:proofErr w:type="spellStart"/>
+      <w:r>
+        <w:rPr>
+          <w:rFonts w:ascii="Courier New" w:hAnsi="Courier New" w:cs="Courier New"/>
+          <w:color w:val="000000" w:themeColor="text1"/>
+        </w:rPr>
+        <w:t>fileName</w:t>
+      </w:r>
+      <w:proofErr w:type="spellEnd"/>
+      <w:r>
+        <w:rPr>
+          <w:rFonts w:ascii="Courier New" w:hAnsi="Courier New" w:cs="Courier New"/>
+          <w:color w:val="000000" w:themeColor="text1"/>
+        </w:rPr>
+        <w:t>)</w:t>
+      </w:r>
+      <w:r>
+        <w:rPr>
+          <w:rFonts w:ascii="Arial" w:hAnsi="Arial" w:cs="Arial"/>
+          <w:color w:val="000000" w:themeColor="text1"/>
+        </w:rPr>
+        <w:t xml:space="preserve"> validates each line (excluding the header) </w:t>
+      </w:r>
+      <w:r>
+        <w:rPr>
+          <w:rFonts w:ascii="Arial" w:hAnsi="Arial" w:cs="Arial"/>
+          <w:color w:val="000000" w:themeColor="text1"/>
+        </w:rPr>
+        <w:t xml:space="preserve">by calling the helper method </w:t>
+      </w:r>
+      <w:proofErr w:type="spellStart"/>
+      <w:proofErr w:type="gramStart"/>
+      <w:r>
+        <w:rPr>
+          <w:rFonts w:ascii="Courier New" w:hAnsi="Courier New" w:cs="Courier New"/>
+          <w:color w:val="000000" w:themeColor="text1"/>
+        </w:rPr>
+        <w:t>validateLines</w:t>
+      </w:r>
+      <w:proofErr w:type="spellEnd"/>
+      <w:r>
+        <w:rPr>
+          <w:rFonts w:ascii="Courier New" w:hAnsi="Courier New" w:cs="Courier New"/>
+          <w:color w:val="000000" w:themeColor="text1"/>
+        </w:rPr>
+        <w:t>(</w:t>
+      </w:r>
+      <w:proofErr w:type="gramEnd"/>
+      <w:r>
+        <w:rPr>
+          <w:rFonts w:ascii="Courier New" w:hAnsi="Courier New" w:cs="Courier New"/>
+          <w:color w:val="000000" w:themeColor="text1"/>
+        </w:rPr>
+        <w:t>String line)</w:t>
+      </w:r>
+      <w:r>
+        <w:rPr>
+          <w:rFonts w:ascii="Arial" w:hAnsi="Arial" w:cs="Arial"/>
+          <w:color w:val="000000" w:themeColor="text1"/>
+        </w:rPr>
+        <w:t xml:space="preserve">. It </w:t>
+      </w:r>
+      <w:r>
+        <w:rPr>
+          <w:rFonts w:ascii="Arial" w:hAnsi="Arial" w:cs="Arial"/>
+          <w:color w:val="000000" w:themeColor="text1"/>
+        </w:rPr>
+        <w:t>checks for the following anomalies:</w:t>
+      </w:r>
+    </w:p>
+    <w:p>
+      <w:pPr>
+        <w:pStyle w:val="ListParagraph"/>
+        <w:numPr>
+          <w:ilvl w:val="0"/>
+          <w:numId w:val="11"/>
+        </w:numPr>
+        <w:spacing w:after="0" w:line="240" w:lineRule="auto"/>
+        <w:rPr>
+          <w:rFonts w:ascii="Arial" w:hAnsi="Arial" w:cs="Arial"/>
+          <w:color w:val="000000" w:themeColor="text1"/>
+        </w:rPr>
+      </w:pPr>
+      <w:r>
+        <w:rPr>
+          <w:rFonts w:ascii="Arial" w:hAnsi="Arial" w:cs="Arial"/>
+          <w:b/>
+          <w:bCs/>
+          <w:color w:val="000000" w:themeColor="text1"/>
+        </w:rPr>
+        <w:t>Invalid year format</w:t>
+      </w:r>
+      <w:r>
+        <w:rPr>
+          <w:rFonts w:ascii="Arial" w:hAnsi="Arial" w:cs="Arial"/>
+          <w:color w:val="000000" w:themeColor="text1"/>
+        </w:rPr>
+        <w:t xml:space="preserve"> (year must start with 4 digits)</w:t>
+      </w:r>
+    </w:p>
+    <w:p>
+      <w:pPr>
+        <w:pStyle w:val="ListParagraph"/>
+        <w:numPr>
+          <w:ilvl w:val="0"/>
+          <w:numId w:val="11"/>
+        </w:numPr>
+        <w:spacing w:after="0" w:line="240" w:lineRule="auto"/>
+        <w:rPr>
+          <w:rFonts w:ascii="Arial" w:hAnsi="Arial" w:cs="Arial"/>
+          <w:color w:val="000000" w:themeColor="text1"/>
+        </w:rPr>
+      </w:pPr>
+      <w:r>
+        <w:rPr>
+          <w:rFonts w:ascii="Arial" w:hAnsi="Arial" w:cs="Arial"/>
+          <w:b/>
+          <w:bCs/>
+          <w:color w:val="000000" w:themeColor="text1"/>
+        </w:rPr>
+        <w:t>Invalid country code</w:t>
+      </w:r>
+      <w:r>
+        <w:rPr>
+          <w:rFonts w:ascii="Arial" w:hAnsi="Arial" w:cs="Arial"/>
+          <w:color w:val="000000" w:themeColor="text1"/>
+        </w:rPr>
+        <w:t xml:space="preserve"> (phone must start with +353)</w:t>
+      </w:r>
+    </w:p>
+    <w:p>
+      <w:pPr>
+        <w:pStyle w:val="ListParagraph"/>
+        <w:numPr>
+          <w:ilvl w:val="0"/>
+          <w:numId w:val="11"/>
+        </w:numPr>
+        <w:spacing w:after="0" w:line="240" w:lineRule="auto"/>
+        <w:rPr>
+          <w:rFonts w:ascii="Arial" w:hAnsi="Arial" w:cs="Arial"/>
+          <w:color w:val="000000" w:themeColor="text1"/>
+        </w:rPr>
+      </w:pPr>
+      <w:r>
+        <w:rPr>
+          <w:rFonts w:ascii="Arial" w:hAnsi="Arial" w:cs="Arial"/>
+          <w:b/>
+          <w:bCs/>
+          <w:color w:val="000000" w:themeColor="text1"/>
+        </w:rPr>
+        <w:t>Missing or invalid ID</w:t>
+      </w:r>
+      <w:r>
+        <w:rPr>
+          <w:rFonts w:ascii="Arial" w:hAnsi="Arial" w:cs="Arial"/>
+          <w:color w:val="000000" w:themeColor="text1"/>
+        </w:rPr>
+        <w:t xml:space="preserve"> (ID must be a positive integer)</w:t>
+      </w:r>
+    </w:p>
+    <w:p>
+      <w:pPr>
+        <w:pStyle w:val="ListParagraph"/>
+        <w:numPr>
+          <w:ilvl w:val="0"/>
+          <w:numId w:val="11"/>
+        </w:numPr>
+        <w:spacing w:after="0" w:line="240" w:lineRule="auto"/>
+        <w:rPr>
+          <w:rFonts w:ascii="Arial" w:hAnsi="Arial" w:cs="Arial"/>
+          <w:color w:val="000000" w:themeColor="text1"/>
+        </w:rPr>
+      </w:pPr>
+      <w:r>
+        <w:rPr>
+          <w:rFonts w:ascii="Arial" w:hAnsi="Arial" w:cs="Arial"/>
+          <w:b/>
+          <w:bCs/>
+          <w:color w:val="000000" w:themeColor="text1"/>
+        </w:rPr>
+        <w:t>Missing currency symbol</w:t>
+      </w:r>
+      <w:r>
+        <w:rPr>
+          <w:rFonts w:ascii="Arial" w:hAnsi="Arial" w:cs="Arial"/>
+          <w:color w:val="000000" w:themeColor="text1"/>
+        </w:rPr>
+        <w:t xml:space="preserve"> (fee must start with €, £ or $)</w:t>
+      </w:r>
+    </w:p>
+    <w:p>
+      <w:pPr>
+        <w:spacing w:after="0" w:line="240" w:lineRule="auto"/>
+        <w:rPr>
+          <w:rFonts w:ascii="Arial" w:hAnsi="Arial" w:cs="Arial"/>
+          <w:color w:val="000000" w:themeColor="text1"/>
+        </w:rPr>
+      </w:pPr>
+    </w:p>
+    <w:p>
+      <w:pPr>
+        <w:spacing w:after="0" w:line="240" w:lineRule="auto"/>
+        <w:rPr>
+          <w:rFonts w:ascii="Arial" w:hAnsi="Arial" w:cs="Arial"/>
+          <w:color w:val="000000" w:themeColor="text1"/>
+        </w:rPr>
+      </w:pPr>
+      <w:r>
+        <w:rPr>
+          <w:rFonts w:ascii="Arial" w:hAnsi="Arial" w:cs="Arial"/>
+          <w:color w:val="000000" w:themeColor="text1"/>
+        </w:rPr>
+        <w:t>Each of these checks throws a specific custom exception.</w:t>
+      </w:r>
+    </w:p>
+    <w:p>
+      <w:pPr>
+        <w:spacing w:after="0" w:line="240" w:lineRule="auto"/>
+        <w:rPr>
+          <w:rFonts w:ascii="Arial" w:hAnsi="Arial" w:cs="Arial"/>
+          <w:color w:val="000000" w:themeColor="text1"/>
+        </w:rPr>
+      </w:pPr>
+    </w:p>
+    <w:p>
+      <w:pPr>
+        <w:spacing w:after="0" w:line="240" w:lineRule="auto"/>
+        <w:rPr>
+          <w:rFonts w:ascii="Arial" w:hAnsi="Arial" w:cs="Arial"/>
+          <w:color w:val="000000" w:themeColor="text1"/>
+        </w:rPr>
+      </w:pPr>
+      <w:r>
+        <w:rPr>
+          <w:rFonts w:ascii="Arial" w:hAnsi="Arial" w:cs="Arial"/>
+          <w:noProof/>
+          <w:color w:val="000000" w:themeColor="text1"/>
+        </w:rPr>
+        <w:lastRenderedPageBreak/>
+        <w:drawing>
+          <wp:inline distT="0" distB="0" distL="0" distR="0" wp14:anchorId="4DB7E75E" wp14:editId="4BB3EACC">
+            <wp:extent cx="5486400" cy="3399692"/>
+            <wp:effectExtent l="0" t="0" r="0" b="4445"/>
+            <wp:docPr id="19595820" name="Picture 3"/>
+            <wp:cNvGraphicFramePr>
+              <a:graphicFrameLocks xmlns:a="http://schemas.openxmlformats.org/drawingml/2006/main" noChangeAspect="1"/>
+            </wp:cNvGraphicFramePr>
+            <a:graphic xmlns:a="http://schemas.openxmlformats.org/drawingml/2006/main">
+              <a:graphicData uri="http://schemas.openxmlformats.org/drawingml/2006/picture">
+                <pic:pic xmlns:pic="http://schemas.openxmlformats.org/drawingml/2006/picture">
+                  <pic:nvPicPr>
+                    <pic:cNvPr id="19595820" name="Picture 19595820"/>
+                    <pic:cNvPicPr/>
+                  </pic:nvPicPr>
+                  <pic:blipFill>
+                    <a:blip r:embed="rId11" cstate="print">
+                      <a:extLst>
+                        <a:ext uri="{28A0092B-C50C-407E-A947-70E740481C1C}">
+                          <a14:useLocalDpi xmlns:a14="http://schemas.microsoft.com/office/drawing/2010/main" val="0"/>
+                        </a:ext>
+                      </a:extLst>
+                    </a:blip>
+                    <a:stretch>
+                      <a:fillRect/>
+                    </a:stretch>
+                  </pic:blipFill>
+                  <pic:spPr>
+                    <a:xfrm>
+                      <a:off x="0" y="0"/>
+                      <a:ext cx="5534920" cy="3429758"/>
+                    </a:xfrm>
+                    <a:prstGeom prst="rect">
+                      <a:avLst/>
+                    </a:prstGeom>
+                  </pic:spPr>
+                </pic:pic>
+              </a:graphicData>
+            </a:graphic>
+          </wp:inline>
+        </w:drawing>
+      </w:r>
+    </w:p>
+    <w:p>
+      <w:pPr>
+        <w:spacing w:after="0" w:line="240" w:lineRule="auto"/>
+        <w:rPr>
+          <w:rFonts w:ascii="Arial" w:hAnsi="Arial" w:cs="Arial"/>
+          <w:color w:val="000000" w:themeColor="text1"/>
+        </w:rPr>
+      </w:pPr>
+      <w:r>
+        <w:rPr>
+          <w:rFonts w:ascii="Arial" w:hAnsi="Arial" w:cs="Arial"/>
+          <w:noProof/>
+          <w:color w:val="000000" w:themeColor="text1"/>
+        </w:rPr>
+        <w:drawing>
+          <wp:inline distT="0" distB="0" distL="0" distR="0" wp14:anchorId="435C7289" wp14:editId="00DA246C">
+            <wp:extent cx="5490423" cy="4181168"/>
+            <wp:effectExtent l="0" t="0" r="0" b="0"/>
+            <wp:docPr id="1739347578" name="Picture 4"/>
+            <wp:cNvGraphicFramePr>
+              <a:graphicFrameLocks xmlns:a="http://schemas.openxmlformats.org/drawingml/2006/main" noChangeAspect="1"/>
+            </wp:cNvGraphicFramePr>
+            <a:graphic xmlns:a="http://schemas.openxmlformats.org/drawingml/2006/main">
+              <a:graphicData uri="http://schemas.openxmlformats.org/drawingml/2006/picture">
+                <pic:pic xmlns:pic="http://schemas.openxmlformats.org/drawingml/2006/picture">
+                  <pic:nvPicPr>
+                    <pic:cNvPr id="1739347578" name="Picture 1739347578"/>
+                    <pic:cNvPicPr/>
+                  </pic:nvPicPr>
+                  <pic:blipFill>
+                    <a:blip r:embed="rId12" cstate="print">
+                      <a:extLst>
+                        <a:ext uri="{28A0092B-C50C-407E-A947-70E740481C1C}">
+                          <a14:useLocalDpi xmlns:a14="http://schemas.microsoft.com/office/drawing/2010/main" val="0"/>
+                        </a:ext>
+                      </a:extLst>
+                    </a:blip>
+                    <a:stretch>
+                      <a:fillRect/>
+                    </a:stretch>
+                  </pic:blipFill>
+                  <pic:spPr>
+                    <a:xfrm>
+                      <a:off x="0" y="0"/>
+                      <a:ext cx="5509294" cy="4195539"/>
+                    </a:xfrm>
+                    <a:prstGeom prst="rect">
+                      <a:avLst/>
+                    </a:prstGeom>
+                  </pic:spPr>
+                </pic:pic>
+              </a:graphicData>
+            </a:graphic>
+          </wp:inline>
+        </w:drawing>
+      </w:r>
+    </w:p>
+    <w:p>
+      <w:pPr>
+        <w:spacing w:after="0" w:line="240" w:lineRule="auto"/>
+        <w:rPr>
+          <w:rFonts w:ascii="Arial" w:hAnsi="Arial" w:cs="Arial"/>
+          <w:color w:val="000000" w:themeColor="text1"/>
+        </w:rPr>
+      </w:pPr>
+    </w:p>
+    <w:p>
+      <w:pPr>
+        <w:spacing w:after="0" w:line="240" w:lineRule="auto"/>
+        <w:rPr>
+          <w:rFonts w:ascii="Arial" w:hAnsi="Arial" w:cs="Arial"/>
+          <w:color w:val="000000" w:themeColor="text1"/>
+        </w:rPr>
+      </w:pPr>
+    </w:p>
+    <w:p>
+      <w:pPr>
+        <w:spacing w:after="0" w:line="240" w:lineRule="auto"/>
+        <w:rPr>
+          <w:rFonts w:ascii="Arial" w:hAnsi="Arial" w:cs="Arial"/>
+          <w:color w:val="000000" w:themeColor="text1"/>
+        </w:rPr>
+      </w:pPr>
+      <w:r>
+        <w:rPr>
+          <w:rFonts w:ascii="Arial" w:hAnsi="Arial" w:cs="Arial"/>
+          <w:color w:val="000000" w:themeColor="text1"/>
+        </w:rPr>
+        <w:t>Below are the custom exception classes:</w:t>
+      </w:r>
+    </w:p>
+    <w:p>
+      <w:pPr>
+        <w:spacing w:after="0" w:line="240" w:lineRule="auto"/>
+        <w:rPr>
+          <w:rFonts w:ascii="Arial" w:hAnsi="Arial" w:cs="Arial"/>
+          <w:color w:val="000000" w:themeColor="text1"/>
+        </w:rPr>
+      </w:pPr>
+      <w:r>
+        <w:rPr>
+          <w:rFonts w:ascii="Arial" w:hAnsi="Arial" w:cs="Arial"/>
+          <w:noProof/>
+          <w:color w:val="000000" w:themeColor="text1"/>
+        </w:rPr>
+        <w:lastRenderedPageBreak/>
+        <w:drawing>
+          <wp:inline distT="0" distB="0" distL="0" distR="0" wp14:anchorId="3107737E" wp14:editId="50BD14F7">
+            <wp:extent cx="5943600" cy="3528695"/>
+            <wp:effectExtent l="0" t="0" r="0" b="1905"/>
+            <wp:docPr id="1276707244" name="Picture 2"/>
+            <wp:cNvGraphicFramePr>
+              <a:graphicFrameLocks xmlns:a="http://schemas.openxmlformats.org/drawingml/2006/main" noChangeAspect="1"/>
+            </wp:cNvGraphicFramePr>
+            <a:graphic xmlns:a="http://schemas.openxmlformats.org/drawingml/2006/main">
+              <a:graphicData uri="http://schemas.openxmlformats.org/drawingml/2006/picture">
+                <pic:pic xmlns:pic="http://schemas.openxmlformats.org/drawingml/2006/picture">
+                  <pic:nvPicPr>
+                    <pic:cNvPr id="1276707244" name="Picture 1276707244"/>
+                    <pic:cNvPicPr/>
+                  </pic:nvPicPr>
+                  <pic:blipFill>
+                    <a:blip r:embed="rId13" cstate="print">
+                      <a:extLst>
+                        <a:ext uri="{28A0092B-C50C-407E-A947-70E740481C1C}">
+                          <a14:useLocalDpi xmlns:a14="http://schemas.microsoft.com/office/drawing/2010/main" val="0"/>
+                        </a:ext>
+                      </a:extLst>
+                    </a:blip>
+                    <a:stretch>
+                      <a:fillRect/>
+                    </a:stretch>
+                  </pic:blipFill>
+                  <pic:spPr>
+                    <a:xfrm>
+                      <a:off x="0" y="0"/>
+                      <a:ext cx="5943600" cy="3528695"/>
+                    </a:xfrm>
+                    <a:prstGeom prst="rect">
+                      <a:avLst/>
+                    </a:prstGeom>
+                  </pic:spPr>
+                </pic:pic>
+              </a:graphicData>
+            </a:graphic>
+          </wp:inline>
+        </w:drawing>
+      </w:r>
+    </w:p>
     <w:sectPr>
       <w:pgSz w:w="12240" w:h="15840"/>
       <w:pgMar w:top="1440" w:right="1440" w:bottom="1440" w:left="1440" w:header="720" w:footer="720" w:gutter="0"/>
@@ -3426,6 +4331,95 @@
     </w:lvl>
   </w:abstractNum>
   <w:abstractNum w:abstractNumId="4" w15:restartNumberingAfterBreak="0">
+    <w:nsid w:val="2C5323EB"/>
+    <w:multiLevelType w:val="hybridMultilevel"/>
+    <w:tmpl w:val="DCB23404"/>
+    <w:lvl w:ilvl="0" w:tplc="0409000F">
+      <w:start w:val="1"/>
+      <w:numFmt w:val="decimal"/>
+      <w:lvlText w:val="%1."/>
+      <w:lvlJc w:val="left"/>
+      <w:pPr>
+        <w:ind w:left="720" w:hanging="360"/>
+      </w:pPr>
+      <w:rPr>
+        <w:rFonts w:hint="default"/>
+      </w:rPr>
+    </w:lvl>
+    <w:lvl w:ilvl="1" w:tplc="04090019" w:tentative="1">
+      <w:start w:val="1"/>
+      <w:numFmt w:val="lowerLetter"/>
+      <w:lvlText w:val="%2."/>
+      <w:lvlJc w:val="left"/>
+      <w:pPr>
+        <w:ind w:left="1440" w:hanging="360"/>
+      </w:pPr>
+    </w:lvl>
+    <w:lvl w:ilvl="2" w:tplc="0409001B" w:tentative="1">
+      <w:start w:val="1"/>
+      <w:numFmt w:val="lowerRoman"/>
+      <w:lvlText w:val="%3."/>
+      <w:lvlJc w:val="right"/>
+      <w:pPr>
+        <w:ind w:left="2160" w:hanging="180"/>
+      </w:pPr>
+    </w:lvl>
+    <w:lvl w:ilvl="3" w:tplc="0409000F" w:tentative="1">
+      <w:start w:val="1"/>
+      <w:numFmt w:val="decimal"/>
+      <w:lvlText w:val="%4."/>
+      <w:lvlJc w:val="left"/>
+      <w:pPr>
+        <w:ind w:left="2880" w:hanging="360"/>
+      </w:pPr>
+    </w:lvl>
+    <w:lvl w:ilvl="4" w:tplc="04090019" w:tentative="1">
+      <w:start w:val="1"/>
+      <w:numFmt w:val="lowerLetter"/>
+      <w:lvlText w:val="%5."/>
+      <w:lvlJc w:val="left"/>
+      <w:pPr>
+        <w:ind w:left="3600" w:hanging="360"/>
+      </w:pPr>
+    </w:lvl>
+    <w:lvl w:ilvl="5" w:tplc="0409001B" w:tentative="1">
+      <w:start w:val="1"/>
+      <w:numFmt w:val="lowerRoman"/>
+      <w:lvlText w:val="%6."/>
+      <w:lvlJc w:val="right"/>
+      <w:pPr>
+        <w:ind w:left="4320" w:hanging="180"/>
+      </w:pPr>
+    </w:lvl>
+    <w:lvl w:ilvl="6" w:tplc="0409000F" w:tentative="1">
+      <w:start w:val="1"/>
+      <w:numFmt w:val="decimal"/>
+      <w:lvlText w:val="%7."/>
+      <w:lvlJc w:val="left"/>
+      <w:pPr>
+        <w:ind w:left="5040" w:hanging="360"/>
+      </w:pPr>
+    </w:lvl>
+    <w:lvl w:ilvl="7" w:tplc="04090019" w:tentative="1">
+      <w:start w:val="1"/>
+      <w:numFmt w:val="lowerLetter"/>
+      <w:lvlText w:val="%8."/>
+      <w:lvlJc w:val="left"/>
+      <w:pPr>
+        <w:ind w:left="5760" w:hanging="360"/>
+      </w:pPr>
+    </w:lvl>
+    <w:lvl w:ilvl="8" w:tplc="0409001B" w:tentative="1">
+      <w:start w:val="1"/>
+      <w:numFmt w:val="lowerRoman"/>
+      <w:lvlText w:val="%9."/>
+      <w:lvlJc w:val="right"/>
+      <w:pPr>
+        <w:ind w:left="6480" w:hanging="180"/>
+      </w:pPr>
+    </w:lvl>
+  </w:abstractNum>
+  <w:abstractNum w:abstractNumId="5" w15:restartNumberingAfterBreak="0">
     <w:nsid w:val="4DDC3E55"/>
     <w:multiLevelType w:val="hybridMultilevel"/>
     <w:tmpl w:val="64C8A7CE"/>
@@ -3511,7 +4505,7 @@
       </w:pPr>
     </w:lvl>
   </w:abstractNum>
-  <w:abstractNum w:abstractNumId="5" w15:restartNumberingAfterBreak="0">
+  <w:abstractNum w:abstractNumId="6" w15:restartNumberingAfterBreak="0">
     <w:nsid w:val="539C5433"/>
     <w:multiLevelType w:val="hybridMultilevel"/>
     <w:tmpl w:val="645452DE"/>
@@ -3602,7 +4596,7 @@
       </w:pPr>
     </w:lvl>
   </w:abstractNum>
-  <w:abstractNum w:abstractNumId="6" w15:restartNumberingAfterBreak="0">
+  <w:abstractNum w:abstractNumId="7" w15:restartNumberingAfterBreak="0">
     <w:nsid w:val="5D1F4338"/>
     <w:multiLevelType w:val="hybridMultilevel"/>
     <w:tmpl w:val="0D2CBA1A"/>
@@ -3715,7 +4709,7 @@
       </w:rPr>
     </w:lvl>
   </w:abstractNum>
-  <w:abstractNum w:abstractNumId="7" w15:restartNumberingAfterBreak="0">
+  <w:abstractNum w:abstractNumId="8" w15:restartNumberingAfterBreak="0">
     <w:nsid w:val="66EA711D"/>
     <w:multiLevelType w:val="hybridMultilevel"/>
     <w:tmpl w:val="6E949500"/>
@@ -3804,7 +4798,7 @@
       </w:pPr>
     </w:lvl>
   </w:abstractNum>
-  <w:abstractNum w:abstractNumId="8" w15:restartNumberingAfterBreak="0">
+  <w:abstractNum w:abstractNumId="9" w15:restartNumberingAfterBreak="0">
     <w:nsid w:val="6AD66C6F"/>
     <w:multiLevelType w:val="hybridMultilevel"/>
     <w:tmpl w:val="9A9E2564"/>
@@ -3917,7 +4911,7 @@
       </w:rPr>
     </w:lvl>
   </w:abstractNum>
-  <w:abstractNum w:abstractNumId="9" w15:restartNumberingAfterBreak="0">
+  <w:abstractNum w:abstractNumId="10" w15:restartNumberingAfterBreak="0">
     <w:nsid w:val="7D685E68"/>
     <w:multiLevelType w:val="hybridMultilevel"/>
     <w:tmpl w:val="0406DA98"/>
@@ -4031,13 +5025,13 @@
     </w:lvl>
   </w:abstractNum>
   <w:num w:numId="1" w16cid:durableId="823470521">
-    <w:abstractNumId w:val="5"/>
+    <w:abstractNumId w:val="6"/>
   </w:num>
   <w:num w:numId="2" w16cid:durableId="2040276978">
-    <w:abstractNumId w:val="8"/>
+    <w:abstractNumId w:val="9"/>
   </w:num>
   <w:num w:numId="3" w16cid:durableId="113837858">
-    <w:abstractNumId w:val="9"/>
+    <w:abstractNumId w:val="10"/>
   </w:num>
   <w:num w:numId="4" w16cid:durableId="1385635649">
     <w:abstractNumId w:val="2"/>
@@ -4049,16 +5043,19 @@
     <w:abstractNumId w:val="0"/>
   </w:num>
   <w:num w:numId="7" w16cid:durableId="2140881843">
-    <w:abstractNumId w:val="6"/>
+    <w:abstractNumId w:val="7"/>
   </w:num>
   <w:num w:numId="8" w16cid:durableId="1323504792">
-    <w:abstractNumId w:val="4"/>
+    <w:abstractNumId w:val="5"/>
   </w:num>
   <w:num w:numId="9" w16cid:durableId="467473523">
-    <w:abstractNumId w:val="7"/>
+    <w:abstractNumId w:val="8"/>
   </w:num>
   <w:num w:numId="10" w16cid:durableId="1152213055">
     <w:abstractNumId w:val="3"/>
+  </w:num>
+  <w:num w:numId="11" w16cid:durableId="1092817449">
+    <w:abstractNumId w:val="4"/>
   </w:num>
 </w:numbering>
 </file>
